--- a/final 1/BadNet_Final_Project_Report.docx
+++ b/final 1/BadNet_Final_Project_Report.docx
@@ -307,25 +307,26 @@
           <w:szCs w:val="28"/>
         </w:rPr>
         <w:tab/>
-      </w:r>
+        <w:t xml:space="preserve">Đinh Quang </w:t>
+      </w:r>
+      <w:proofErr w:type="spellStart"/>
       <w:r>
         <w:rPr>
           <w:rFonts w:ascii="Calibri" w:eastAsia="Calibri" w:hAnsi="Calibri" w:cs="Calibri"/>
           <w:sz w:val="28"/>
           <w:szCs w:val="28"/>
         </w:rPr>
-        <w:t xml:space="preserve">Đinh Quang </w:t>
-      </w:r>
-      <w:proofErr w:type="spellStart"/>
+        <w:t>Lập</w:t>
+      </w:r>
+      <w:proofErr w:type="spellEnd"/>
       <w:r>
         <w:rPr>
           <w:rFonts w:ascii="Calibri" w:eastAsia="Calibri" w:hAnsi="Calibri" w:cs="Calibri"/>
           <w:sz w:val="28"/>
           <w:szCs w:val="28"/>
         </w:rPr>
-        <w:t>Lập</w:t>
-      </w:r>
-      <w:proofErr w:type="spellEnd"/>
+        <w:tab/>
+      </w:r>
       <w:r>
         <w:rPr>
           <w:rFonts w:ascii="Calibri" w:eastAsia="Calibri" w:hAnsi="Calibri" w:cs="Calibri"/>
@@ -333,38 +334,7 @@
           <w:szCs w:val="28"/>
         </w:rPr>
         <w:tab/>
-      </w:r>
-      <w:r>
-        <w:rPr>
-          <w:rFonts w:ascii="Calibri" w:eastAsia="Calibri" w:hAnsi="Calibri" w:cs="Calibri"/>
-          <w:sz w:val="28"/>
-          <w:szCs w:val="28"/>
-        </w:rPr>
-        <w:tab/>
-      </w:r>
-      <w:r>
-        <w:rPr>
-          <w:rFonts w:ascii="Calibri" w:eastAsia="Calibri" w:hAnsi="Calibri" w:cs="Calibri"/>
-          <w:sz w:val="28"/>
-          <w:szCs w:val="28"/>
-        </w:rPr>
-        <w:t>(23010</w:t>
-      </w:r>
-      <w:r>
-        <w:rPr>
-          <w:rFonts w:ascii="Calibri" w:eastAsia="Calibri" w:hAnsi="Calibri" w:cs="Calibri"/>
-          <w:sz w:val="28"/>
-          <w:szCs w:val="28"/>
-        </w:rPr>
-        <w:t>416</w:t>
-      </w:r>
-      <w:r>
-        <w:rPr>
-          <w:rFonts w:ascii="Calibri" w:eastAsia="Calibri" w:hAnsi="Calibri" w:cs="Calibri"/>
-          <w:sz w:val="28"/>
-          <w:szCs w:val="28"/>
-        </w:rPr>
-        <w:t>)</w:t>
+        <w:t>(23010416)</w:t>
       </w:r>
     </w:p>
     <w:p>
@@ -394,13 +364,6 @@
           <w:szCs w:val="28"/>
         </w:rPr>
         <w:tab/>
-      </w:r>
-      <w:r>
-        <w:rPr>
-          <w:rFonts w:ascii="Calibri" w:eastAsia="Calibri" w:hAnsi="Calibri" w:cs="Calibri"/>
-          <w:sz w:val="28"/>
-          <w:szCs w:val="28"/>
-        </w:rPr>
         <w:t xml:space="preserve">(23010096) </w:t>
       </w:r>
     </w:p>
@@ -466,39 +429,7 @@
           <w:sz w:val="28"/>
           <w:szCs w:val="28"/>
         </w:rPr>
-        <w:t>-1-</w:t>
-      </w:r>
-      <w:r>
-        <w:rPr>
-          <w:rFonts w:ascii="Calibri" w:eastAsia="Calibri" w:hAnsi="Calibri" w:cs="Calibri"/>
-          <w:sz w:val="28"/>
-          <w:szCs w:val="28"/>
-        </w:rPr>
-        <w:t>3</w:t>
-      </w:r>
-      <w:r>
-        <w:rPr>
-          <w:rFonts w:ascii="Calibri" w:eastAsia="Calibri" w:hAnsi="Calibri" w:cs="Calibri"/>
-          <w:sz w:val="28"/>
-          <w:szCs w:val="28"/>
-        </w:rPr>
-        <w:t>-25(N0</w:t>
-      </w:r>
-      <w:r>
-        <w:rPr>
-          <w:rFonts w:ascii="Calibri" w:eastAsia="Calibri" w:hAnsi="Calibri" w:cs="Calibri"/>
-          <w:sz w:val="28"/>
-          <w:szCs w:val="28"/>
-        </w:rPr>
-        <w:t>1</w:t>
-      </w:r>
-      <w:r>
-        <w:rPr>
-          <w:rFonts w:ascii="Calibri" w:eastAsia="Calibri" w:hAnsi="Calibri" w:cs="Calibri"/>
-          <w:sz w:val="28"/>
-          <w:szCs w:val="28"/>
-        </w:rPr>
-        <w:t>)</w:t>
+        <w:t>-1-3-25(N01)</w:t>
       </w:r>
     </w:p>
     <w:p>
@@ -568,23 +499,7 @@
           <w:b/>
           <w:bCs/>
         </w:rPr>
-        <w:t xml:space="preserve">Ha Noi, </w:t>
-      </w:r>
-      <w:r>
-        <w:rPr>
-          <w:rFonts w:ascii="Calibri" w:eastAsia="Calibri" w:hAnsi="Calibri" w:cs="Calibri"/>
-          <w:b/>
-          <w:bCs/>
-        </w:rPr>
-        <w:t>June 17</w:t>
-      </w:r>
-      <w:r>
-        <w:rPr>
-          <w:rFonts w:ascii="Calibri" w:eastAsia="Calibri" w:hAnsi="Calibri" w:cs="Calibri"/>
-          <w:b/>
-          <w:bCs/>
-        </w:rPr>
-        <w:t>, 2026</w:t>
+        <w:t>Ha Noi, June 17, 2026</w:t>
       </w:r>
       <w:r>
         <w:rPr>
@@ -597,6 +512,14 @@
     </w:p>
     <w:sdt>
       <w:sdtPr>
+        <w:rPr>
+          <w:rFonts w:asciiTheme="minorHAnsi" w:eastAsiaTheme="minorHAnsi" w:hAnsiTheme="minorHAnsi" w:cstheme="minorBidi"/>
+          <w:color w:val="auto"/>
+          <w:kern w:val="2"/>
+          <w:sz w:val="24"/>
+          <w:szCs w:val="24"/>
+          <w14:ligatures w14:val="standardContextual"/>
+        </w:rPr>
         <w:id w:val="-2056149464"/>
         <w:docPartObj>
           <w:docPartGallery w:val="Table of Contents"/>
@@ -605,21 +528,16 @@
       </w:sdtPr>
       <w:sdtEndPr>
         <w:rPr>
-          <w:rFonts w:asciiTheme="minorHAnsi" w:eastAsiaTheme="minorHAnsi" w:hAnsiTheme="minorHAnsi" w:cstheme="minorBidi"/>
           <w:b/>
           <w:bCs/>
           <w:noProof/>
-          <w:color w:val="auto"/>
-          <w:kern w:val="2"/>
-          <w:sz w:val="24"/>
-          <w:szCs w:val="24"/>
-          <w14:ligatures w14:val="standardContextual"/>
         </w:rPr>
       </w:sdtEndPr>
       <w:sdtContent>
         <w:p>
           <w:pPr>
             <w:pStyle w:val="TOCHeading"/>
+            <w:jc w:val="center"/>
             <w:rPr>
               <w:sz w:val="24"/>
               <w:szCs w:val="24"/>
@@ -9491,7 +9409,7 @@
           <w:szCs w:val="28"/>
         </w:rPr>
         <w:drawing>
-          <wp:inline distT="0" distB="0" distL="0" distR="0" wp14:anchorId="4637AB69" wp14:editId="19BD3240">
+          <wp:inline distT="0" distB="0" distL="0" distR="0" wp14:anchorId="4637AB69" wp14:editId="49864008">
             <wp:extent cx="6160457" cy="3145971"/>
             <wp:effectExtent l="0" t="0" r="0" b="0"/>
             <wp:docPr id="6" name="Hình ảnh 6"/>
@@ -10852,7 +10770,7 @@
           <w:szCs w:val="28"/>
         </w:rPr>
         <w:drawing>
-          <wp:inline distT="0" distB="0" distL="0" distR="0" wp14:anchorId="62FD6F99" wp14:editId="24D3C322">
+          <wp:inline distT="0" distB="0" distL="0" distR="0" wp14:anchorId="62FD6F99" wp14:editId="79EE642E">
             <wp:extent cx="5943600" cy="3632200"/>
             <wp:effectExtent l="0" t="0" r="0" b="6350"/>
             <wp:docPr id="7" name="Hình ảnh 7"/>
@@ -10978,7 +10896,7 @@
           <w:szCs w:val="28"/>
         </w:rPr>
         <w:drawing>
-          <wp:inline distT="0" distB="0" distL="0" distR="0" wp14:anchorId="39327DA4" wp14:editId="71D8CA3F">
+          <wp:inline distT="0" distB="0" distL="0" distR="0" wp14:anchorId="39327DA4" wp14:editId="270B5CA8">
             <wp:extent cx="5943600" cy="3056890"/>
             <wp:effectExtent l="0" t="0" r="0" b="0"/>
             <wp:docPr id="8" name="Hình ảnh 8"/>
@@ -11105,7 +11023,7 @@
         </w:rPr>
         <w:lastRenderedPageBreak/>
         <w:drawing>
-          <wp:inline distT="0" distB="0" distL="0" distR="0" wp14:anchorId="6717A445" wp14:editId="2DF6D868">
+          <wp:inline distT="0" distB="0" distL="0" distR="0" wp14:anchorId="6717A445" wp14:editId="7AF1BDCD">
             <wp:extent cx="5943600" cy="3056890"/>
             <wp:effectExtent l="0" t="0" r="0" b="0"/>
             <wp:docPr id="9" name="Hình ảnh 9"/>
@@ -11232,7 +11150,7 @@
           <w:szCs w:val="28"/>
         </w:rPr>
         <w:drawing>
-          <wp:inline distT="0" distB="0" distL="0" distR="0" wp14:anchorId="3D5F5A49" wp14:editId="7BC77595">
+          <wp:inline distT="0" distB="0" distL="0" distR="0" wp14:anchorId="3D5F5A49" wp14:editId="14D2ED99">
             <wp:extent cx="5943600" cy="3056890"/>
             <wp:effectExtent l="0" t="0" r="0" b="0"/>
             <wp:docPr id="10" name="Hình ảnh 10"/>
@@ -11359,7 +11277,7 @@
         </w:rPr>
         <w:lastRenderedPageBreak/>
         <w:drawing>
-          <wp:inline distT="0" distB="0" distL="0" distR="0" wp14:anchorId="6798EDB6" wp14:editId="157D1CD3">
+          <wp:inline distT="0" distB="0" distL="0" distR="0" wp14:anchorId="6798EDB6" wp14:editId="504C2922">
             <wp:extent cx="5943600" cy="3056890"/>
             <wp:effectExtent l="0" t="0" r="0" b="0"/>
             <wp:docPr id="11" name="Hình ảnh 11"/>
@@ -11486,7 +11404,7 @@
           <w:szCs w:val="28"/>
         </w:rPr>
         <w:drawing>
-          <wp:inline distT="0" distB="0" distL="0" distR="0" wp14:anchorId="60001512" wp14:editId="270C148D">
+          <wp:inline distT="0" distB="0" distL="0" distR="0" wp14:anchorId="60001512" wp14:editId="29CD9EA7">
             <wp:extent cx="5943600" cy="3056890"/>
             <wp:effectExtent l="0" t="0" r="0" b="0"/>
             <wp:docPr id="12" name="Hình ảnh 12"/>
@@ -20693,6 +20611,7 @@
   <w:style w:type="character" w:default="1" w:styleId="DefaultParagraphFont">
     <w:name w:val="Default Paragraph Font"/>
     <w:uiPriority w:val="1"/>
+    <w:semiHidden/>
     <w:unhideWhenUsed/>
   </w:style>
   <w:style w:type="table" w:default="1" w:styleId="TableNormal">
